--- a/CÔNG TY TNHH CHANGDE/CHANGDE_ThanhLapMoi/CHANGDE_DSChuSoHuu_MauSo10.docx
+++ b/CÔNG TY TNHH CHANGDE/CHANGDE_ThanhLapMoi/CHANGDE_DSChuSoHuu_MauSo10.docx
@@ -947,7 +947,7 @@
                 <w:sz w:val="20"/>
                 <w:szCs w:val="20"/>
               </w:rPr>
-              <w:t>NGUYỄN THỊ THANH PHƯỢNG</w:t>
+              <w:t>TRƯƠNG THỊ TRÚC MAI</w:t>
             </w:r>
           </w:p>
         </w:tc>
@@ -969,7 +969,7 @@
                 <w:sz w:val="20"/>
                 <w:szCs w:val="20"/>
               </w:rPr>
-              <w:t>01/03/1997</w:t>
+              <w:t>25/03/2001</w:t>
             </w:r>
           </w:p>
         </w:tc>
@@ -1039,7 +1039,7 @@
                 <w:sz w:val="20"/>
                 <w:szCs w:val="20"/>
               </w:rPr>
-              <w:t>075197005790</w:t>
+              <w:t>096301000252</w:t>
             </w:r>
             <w:r>
               <w:rPr>
@@ -1065,7 +1065,7 @@
                 <w:sz w:val="20"/>
                 <w:szCs w:val="20"/>
               </w:rPr>
-              <w:t>06/08/2024</w:t>
+              <w:t>16/03/2026</w:t>
             </w:r>
             <w:r>
               <w:rPr>
@@ -1095,7 +1095,7 @@
                 <w:szCs w:val="20"/>
                 <w:lang w:eastAsia="zh-CN"/>
               </w:rPr>
-              <w:t>Cục cảnh sát quản lý  hành chính về trật tự xã hội</w:t>
+              <w:t>Bộ Công An</w:t>
             </w:r>
           </w:p>
         </w:tc>
@@ -1151,7 +1151,34 @@
                 <w:sz w:val="20"/>
                 <w:szCs w:val="20"/>
               </w:rPr>
-              <w:t>Nhà 131, đường DB6, tổ 7, khu1, Phường Bình Dương, Thành phố Hồ Chí Minh</w:t>
+              <w:t>Tổ 5, Khu Phố Khánh Lộc</w:t>
+            </w:r>
+            <w:r>
+              <w:rPr>
+                <w:rFonts w:eastAsia="Calibri"/>
+                <w:spacing w:val="-20"/>
+                <w:sz w:val="20"/>
+                <w:szCs w:val="20"/>
+              </w:rPr>
+              <w:t xml:space="preserve">, </w:t>
+            </w:r>
+            <w:r>
+              <w:rPr>
+                <w:rFonts w:eastAsia="Calibri"/>
+                <w:spacing w:val="-20"/>
+                <w:sz w:val="20"/>
+                <w:szCs w:val="20"/>
+              </w:rPr>
+              <w:t>phường Tân Hiệp</w:t>
+            </w:r>
+            <w:r>
+              <w:rPr>
+                <w:rFonts w:eastAsia="Calibri"/>
+                <w:spacing w:val="-20"/>
+                <w:sz w:val="20"/>
+                <w:szCs w:val="20"/>
+              </w:rPr>
+              <w:t>, Thành phố Hồ Chí Minh</w:t>
             </w:r>
           </w:p>
         </w:tc>
@@ -1331,7 +1358,7 @@
                 <w:sz w:val="26"/>
                 <w:szCs w:val="26"/>
               </w:rPr>
-              <w:t>11</w:t>
+              <w:t>26</w:t>
             </w:r>
             <w:r>
               <w:rPr>
@@ -1363,244 +1390,244 @@
                 <w:sz w:val="26"/>
                 <w:szCs w:val="26"/>
               </w:rPr>
-              <w:t>1</w:t>
-            </w:r>
-            <w:r>
-              <w:rPr>
-                <w:rFonts w:ascii="Times New Roman" w:eastAsia="Calibri" w:hAnsi="Times New Roman" w:cs="Times New Roman"/>
-                <w:sz w:val="26"/>
-                <w:szCs w:val="26"/>
-              </w:rPr>
-              <w:t>2</w:t>
+              <w:t>3</w:t>
+            </w:r>
+            <w:r>
+              <w:rPr>
+                <w:rFonts w:ascii="Times New Roman" w:eastAsia="Calibri" w:hAnsi="Times New Roman" w:cs="Times New Roman"/>
+                <w:sz w:val="26"/>
+                <w:szCs w:val="26"/>
+              </w:rPr>
+              <w:t xml:space="preserve"> </w:t>
+            </w:r>
+            <w:r>
+              <w:rPr>
+                <w:rFonts w:ascii="Times New Roman" w:eastAsia="Calibri" w:hAnsi="Times New Roman" w:cs="Times New Roman"/>
+                <w:sz w:val="26"/>
+                <w:szCs w:val="26"/>
+              </w:rPr>
+              <w:t>năm</w:t>
+            </w:r>
+            <w:r>
+              <w:rPr>
+                <w:rFonts w:ascii="Times New Roman" w:eastAsia="Calibri" w:hAnsi="Times New Roman" w:cs="Times New Roman"/>
+                <w:sz w:val="26"/>
+                <w:szCs w:val="26"/>
+              </w:rPr>
+              <w:t xml:space="preserve"> 202</w:t>
+            </w:r>
+            <w:r>
+              <w:rPr>
+                <w:rFonts w:ascii="Times New Roman" w:eastAsia="Calibri" w:hAnsi="Times New Roman" w:cs="Times New Roman"/>
+                <w:sz w:val="26"/>
+                <w:szCs w:val="26"/>
+              </w:rPr>
+              <w:t>6</w:t>
+            </w:r>
+          </w:p>
+          <w:p>
+            <w:pPr>
+              <w:spacing w:after="0" w:line="240" w:lineRule="auto"/>
+              <w:jc w:val="center"/>
+              <w:rPr>
+                <w:rFonts w:ascii="Times New Roman" w:eastAsia="Calibri" w:hAnsi="Times New Roman" w:cs="Times New Roman"/>
+                <w:iCs/>
+                <w:sz w:val="26"/>
+                <w:szCs w:val="26"/>
+              </w:rPr>
+            </w:pPr>
+            <w:r>
+              <w:rPr>
+                <w:rFonts w:ascii="Times New Roman" w:eastAsia="Calibri" w:hAnsi="Times New Roman" w:cs="Times New Roman"/>
+                <w:b/>
+                <w:iCs/>
+                <w:sz w:val="26"/>
+                <w:szCs w:val="26"/>
+              </w:rPr>
+              <w:t>NGƯỜI ĐẠI DIỆN THEO PHÁP LUẬT</w:t>
+            </w:r>
+            <w:r>
+              <w:rPr>
+                <w:rFonts w:ascii="Times New Roman" w:eastAsia="Calibri" w:hAnsi="Times New Roman" w:cs="Times New Roman"/>
+                <w:b/>
+                <w:bCs/>
+                <w:iCs/>
+                <w:sz w:val="26"/>
+                <w:szCs w:val="26"/>
+              </w:rPr>
+              <w:t>/</w:t>
+            </w:r>
+            <w:r>
+              <w:rPr>
+                <w:rFonts w:ascii="Times New Roman" w:eastAsia="Calibri" w:hAnsi="Times New Roman" w:cs="Times New Roman"/>
+                <w:b/>
+                <w:bCs/>
+                <w:iCs/>
+                <w:sz w:val="26"/>
+                <w:szCs w:val="26"/>
+              </w:rPr>
+              <w:br/>
+              <w:t>CHỦ TỊCH HỘI ĐỒNG THÀNH VIÊN/</w:t>
+            </w:r>
+            <w:r>
+              <w:rPr>
+                <w:rFonts w:ascii="Times New Roman" w:eastAsia="Calibri" w:hAnsi="Times New Roman" w:cs="Times New Roman"/>
+                <w:b/>
+                <w:bCs/>
+                <w:iCs/>
+                <w:sz w:val="26"/>
+                <w:szCs w:val="26"/>
+              </w:rPr>
+              <w:br/>
+              <w:t>CHỦ TỊCH HỘI ĐỒNG QUẢN TRỊ</w:t>
+            </w:r>
+            <w:r>
+              <w:rPr>
+                <w:rFonts w:ascii="Times New Roman" w:eastAsia="Calibri" w:hAnsi="Times New Roman" w:cs="Times New Roman"/>
+                <w:b/>
+                <w:iCs/>
+                <w:sz w:val="26"/>
+                <w:szCs w:val="26"/>
+              </w:rPr>
+              <w:t xml:space="preserve"> CỦA CÔNG TY</w:t>
+            </w:r>
+          </w:p>
+          <w:p>
+            <w:pPr>
+              <w:spacing w:after="0" w:line="240" w:lineRule="auto"/>
+              <w:jc w:val="center"/>
+              <w:rPr>
+                <w:rFonts w:ascii="Times New Roman" w:eastAsia="Calibri" w:hAnsi="Times New Roman" w:cs="Times New Roman"/>
+                <w:b/>
+                <w:sz w:val="26"/>
+                <w:szCs w:val="26"/>
+              </w:rPr>
+            </w:pPr>
+            <w:r>
+              <w:rPr>
+                <w:rFonts w:ascii="Times New Roman" w:eastAsia="Calibri" w:hAnsi="Times New Roman" w:cs="Times New Roman"/>
+                <w:i/>
+                <w:sz w:val="26"/>
+                <w:szCs w:val="26"/>
+              </w:rPr>
+              <w:t>(Ký và ghi họ tên)</w:t>
+            </w:r>
+            <w:r>
+              <w:rPr>
+                <w:rFonts w:ascii="Times New Roman" w:eastAsia="Calibri" w:hAnsi="Times New Roman" w:cs="Times New Roman"/>
+                <w:i/>
+                <w:sz w:val="26"/>
+                <w:szCs w:val="26"/>
+                <w:vertAlign w:val="superscript"/>
+              </w:rPr>
+              <w:footnoteReference w:id="5"/>
+            </w:r>
+          </w:p>
+          <w:p>
+            <w:pPr>
+              <w:spacing w:after="0" w:line="240" w:lineRule="auto"/>
+              <w:jc w:val="center"/>
+              <w:rPr>
+                <w:rFonts w:ascii="Times New Roman" w:eastAsia="Calibri" w:hAnsi="Times New Roman" w:cs="Times New Roman"/>
+                <w:b/>
+                <w:sz w:val="16"/>
+                <w:szCs w:val="16"/>
+              </w:rPr>
+            </w:pPr>
+          </w:p>
+          <w:p>
+            <w:pPr>
+              <w:spacing w:after="0" w:line="240" w:lineRule="auto"/>
+              <w:jc w:val="center"/>
+              <w:rPr>
+                <w:rFonts w:ascii="Times New Roman" w:eastAsia="Calibri" w:hAnsi="Times New Roman" w:cs="Times New Roman"/>
+                <w:b/>
+                <w:sz w:val="16"/>
+                <w:szCs w:val="16"/>
+              </w:rPr>
+            </w:pPr>
+          </w:p>
+          <w:p>
+            <w:pPr>
+              <w:spacing w:after="0" w:line="240" w:lineRule="auto"/>
+              <w:jc w:val="center"/>
+              <w:rPr>
+                <w:rFonts w:ascii="Times New Roman" w:eastAsia="Calibri" w:hAnsi="Times New Roman" w:cs="Times New Roman"/>
+                <w:b/>
+                <w:sz w:val="16"/>
+                <w:szCs w:val="16"/>
+              </w:rPr>
+            </w:pPr>
+          </w:p>
+          <w:p>
+            <w:pPr>
+              <w:spacing w:after="0" w:line="240" w:lineRule="auto"/>
+              <w:jc w:val="center"/>
+              <w:rPr>
+                <w:rFonts w:ascii="Times New Roman" w:eastAsia="Calibri" w:hAnsi="Times New Roman" w:cs="Times New Roman"/>
+                <w:b/>
+                <w:sz w:val="16"/>
+                <w:szCs w:val="16"/>
+              </w:rPr>
+            </w:pPr>
+          </w:p>
+          <w:p>
+            <w:pPr>
+              <w:spacing w:after="0" w:line="240" w:lineRule="auto"/>
+              <w:jc w:val="center"/>
+              <w:rPr>
+                <w:rFonts w:ascii="Times New Roman" w:eastAsia="Calibri" w:hAnsi="Times New Roman" w:cs="Times New Roman"/>
+                <w:b/>
+                <w:sz w:val="16"/>
+                <w:szCs w:val="16"/>
+              </w:rPr>
+            </w:pPr>
+          </w:p>
+          <w:p>
+            <w:pPr>
+              <w:spacing w:after="0" w:line="240" w:lineRule="auto"/>
+              <w:jc w:val="center"/>
+              <w:rPr>
+                <w:rFonts w:ascii="Times New Roman" w:eastAsia="Calibri" w:hAnsi="Times New Roman" w:cs="Times New Roman"/>
+                <w:b/>
+                <w:sz w:val="16"/>
+                <w:szCs w:val="16"/>
+              </w:rPr>
+            </w:pPr>
+          </w:p>
+          <w:p>
+            <w:pPr>
+              <w:spacing w:after="0" w:line="240" w:lineRule="auto"/>
+              <w:jc w:val="center"/>
+              <w:rPr>
+                <w:rFonts w:ascii="Times New Roman" w:eastAsia="Calibri" w:hAnsi="Times New Roman" w:cs="Times New Roman"/>
+                <w:b/>
+                <w:sz w:val="26"/>
+                <w:szCs w:val="26"/>
+              </w:rPr>
+            </w:pPr>
+          </w:p>
+          <w:p>
+            <w:pPr>
+              <w:spacing w:after="0" w:line="240" w:lineRule="auto"/>
+              <w:jc w:val="center"/>
+              <w:rPr>
+                <w:rFonts w:ascii="Times New Roman" w:eastAsia="Calibri" w:hAnsi="Times New Roman" w:cs="Times New Roman"/>
+                <w:sz w:val="16"/>
+                <w:szCs w:val="16"/>
+              </w:rPr>
+            </w:pPr>
+            <w:r>
+              <w:rPr>
+                <w:rFonts w:ascii="Times New Roman" w:eastAsia="Calibri" w:hAnsi="Times New Roman" w:cs="Times New Roman"/>
+                <w:b/>
+                <w:sz w:val="26"/>
+                <w:szCs w:val="26"/>
+              </w:rPr>
+              <w:t>JIA, XIWANG</w:t>
             </w:r>
             <w:bookmarkStart w:id="0" w:name="_GoBack"/>
             <w:bookmarkEnd w:id="0"/>
-            <w:r>
-              <w:rPr>
-                <w:rFonts w:ascii="Times New Roman" w:eastAsia="Calibri" w:hAnsi="Times New Roman" w:cs="Times New Roman"/>
-                <w:sz w:val="26"/>
-                <w:szCs w:val="26"/>
-              </w:rPr>
-              <w:t xml:space="preserve"> </w:t>
-            </w:r>
-            <w:r>
-              <w:rPr>
-                <w:rFonts w:ascii="Times New Roman" w:eastAsia="Calibri" w:hAnsi="Times New Roman" w:cs="Times New Roman"/>
-                <w:sz w:val="26"/>
-                <w:szCs w:val="26"/>
-              </w:rPr>
-              <w:t>năm</w:t>
-            </w:r>
-            <w:r>
-              <w:rPr>
-                <w:rFonts w:ascii="Times New Roman" w:eastAsia="Calibri" w:hAnsi="Times New Roman" w:cs="Times New Roman"/>
-                <w:sz w:val="26"/>
-                <w:szCs w:val="26"/>
-              </w:rPr>
-              <w:t xml:space="preserve"> 2025</w:t>
-            </w:r>
-          </w:p>
-          <w:p>
-            <w:pPr>
-              <w:spacing w:after="0" w:line="240" w:lineRule="auto"/>
-              <w:jc w:val="center"/>
-              <w:rPr>
-                <w:rFonts w:ascii="Times New Roman" w:eastAsia="Calibri" w:hAnsi="Times New Roman" w:cs="Times New Roman"/>
-                <w:iCs/>
-                <w:sz w:val="26"/>
-                <w:szCs w:val="26"/>
-              </w:rPr>
-            </w:pPr>
-            <w:r>
-              <w:rPr>
-                <w:rFonts w:ascii="Times New Roman" w:eastAsia="Calibri" w:hAnsi="Times New Roman" w:cs="Times New Roman"/>
-                <w:b/>
-                <w:iCs/>
-                <w:sz w:val="26"/>
-                <w:szCs w:val="26"/>
-              </w:rPr>
-              <w:t>NGƯỜI ĐẠI DIỆN THEO PHÁP LUẬT</w:t>
-            </w:r>
-            <w:r>
-              <w:rPr>
-                <w:rFonts w:ascii="Times New Roman" w:eastAsia="Calibri" w:hAnsi="Times New Roman" w:cs="Times New Roman"/>
-                <w:b/>
-                <w:bCs/>
-                <w:iCs/>
-                <w:sz w:val="26"/>
-                <w:szCs w:val="26"/>
-              </w:rPr>
-              <w:t>/</w:t>
-            </w:r>
-            <w:r>
-              <w:rPr>
-                <w:rFonts w:ascii="Times New Roman" w:eastAsia="Calibri" w:hAnsi="Times New Roman" w:cs="Times New Roman"/>
-                <w:b/>
-                <w:bCs/>
-                <w:iCs/>
-                <w:sz w:val="26"/>
-                <w:szCs w:val="26"/>
-              </w:rPr>
-              <w:br/>
-              <w:t>CHỦ TỊCH HỘI ĐỒNG THÀNH VIÊN/</w:t>
-            </w:r>
-            <w:r>
-              <w:rPr>
-                <w:rFonts w:ascii="Times New Roman" w:eastAsia="Calibri" w:hAnsi="Times New Roman" w:cs="Times New Roman"/>
-                <w:b/>
-                <w:bCs/>
-                <w:iCs/>
-                <w:sz w:val="26"/>
-                <w:szCs w:val="26"/>
-              </w:rPr>
-              <w:br/>
-              <w:t>CHỦ TỊCH HỘI ĐỒNG QUẢN TRỊ</w:t>
-            </w:r>
-            <w:r>
-              <w:rPr>
-                <w:rFonts w:ascii="Times New Roman" w:eastAsia="Calibri" w:hAnsi="Times New Roman" w:cs="Times New Roman"/>
-                <w:b/>
-                <w:iCs/>
-                <w:sz w:val="26"/>
-                <w:szCs w:val="26"/>
-              </w:rPr>
-              <w:t xml:space="preserve"> CỦA CÔNG TY</w:t>
-            </w:r>
-          </w:p>
-          <w:p>
-            <w:pPr>
-              <w:spacing w:after="0" w:line="240" w:lineRule="auto"/>
-              <w:jc w:val="center"/>
-              <w:rPr>
-                <w:rFonts w:ascii="Times New Roman" w:eastAsia="Calibri" w:hAnsi="Times New Roman" w:cs="Times New Roman"/>
-                <w:b/>
-                <w:sz w:val="26"/>
-                <w:szCs w:val="26"/>
-              </w:rPr>
-            </w:pPr>
-            <w:r>
-              <w:rPr>
-                <w:rFonts w:ascii="Times New Roman" w:eastAsia="Calibri" w:hAnsi="Times New Roman" w:cs="Times New Roman"/>
-                <w:i/>
-                <w:sz w:val="26"/>
-                <w:szCs w:val="26"/>
-              </w:rPr>
-              <w:t>(Ký và ghi họ tên)</w:t>
-            </w:r>
-            <w:r>
-              <w:rPr>
-                <w:rFonts w:ascii="Times New Roman" w:eastAsia="Calibri" w:hAnsi="Times New Roman" w:cs="Times New Roman"/>
-                <w:i/>
-                <w:sz w:val="26"/>
-                <w:szCs w:val="26"/>
-                <w:vertAlign w:val="superscript"/>
-              </w:rPr>
-              <w:footnoteReference w:id="5"/>
-            </w:r>
-          </w:p>
-          <w:p>
-            <w:pPr>
-              <w:spacing w:after="0" w:line="240" w:lineRule="auto"/>
-              <w:jc w:val="center"/>
-              <w:rPr>
-                <w:rFonts w:ascii="Times New Roman" w:eastAsia="Calibri" w:hAnsi="Times New Roman" w:cs="Times New Roman"/>
-                <w:b/>
-                <w:sz w:val="16"/>
-                <w:szCs w:val="16"/>
-              </w:rPr>
-            </w:pPr>
-          </w:p>
-          <w:p>
-            <w:pPr>
-              <w:spacing w:after="0" w:line="240" w:lineRule="auto"/>
-              <w:jc w:val="center"/>
-              <w:rPr>
-                <w:rFonts w:ascii="Times New Roman" w:eastAsia="Calibri" w:hAnsi="Times New Roman" w:cs="Times New Roman"/>
-                <w:b/>
-                <w:sz w:val="16"/>
-                <w:szCs w:val="16"/>
-              </w:rPr>
-            </w:pPr>
-          </w:p>
-          <w:p>
-            <w:pPr>
-              <w:spacing w:after="0" w:line="240" w:lineRule="auto"/>
-              <w:jc w:val="center"/>
-              <w:rPr>
-                <w:rFonts w:ascii="Times New Roman" w:eastAsia="Calibri" w:hAnsi="Times New Roman" w:cs="Times New Roman"/>
-                <w:b/>
-                <w:sz w:val="16"/>
-                <w:szCs w:val="16"/>
-              </w:rPr>
-            </w:pPr>
-          </w:p>
-          <w:p>
-            <w:pPr>
-              <w:spacing w:after="0" w:line="240" w:lineRule="auto"/>
-              <w:jc w:val="center"/>
-              <w:rPr>
-                <w:rFonts w:ascii="Times New Roman" w:eastAsia="Calibri" w:hAnsi="Times New Roman" w:cs="Times New Roman"/>
-                <w:b/>
-                <w:sz w:val="16"/>
-                <w:szCs w:val="16"/>
-              </w:rPr>
-            </w:pPr>
-          </w:p>
-          <w:p>
-            <w:pPr>
-              <w:spacing w:after="0" w:line="240" w:lineRule="auto"/>
-              <w:jc w:val="center"/>
-              <w:rPr>
-                <w:rFonts w:ascii="Times New Roman" w:eastAsia="Calibri" w:hAnsi="Times New Roman" w:cs="Times New Roman"/>
-                <w:b/>
-                <w:sz w:val="16"/>
-                <w:szCs w:val="16"/>
-              </w:rPr>
-            </w:pPr>
-          </w:p>
-          <w:p>
-            <w:pPr>
-              <w:spacing w:after="0" w:line="240" w:lineRule="auto"/>
-              <w:jc w:val="center"/>
-              <w:rPr>
-                <w:rFonts w:ascii="Times New Roman" w:eastAsia="Calibri" w:hAnsi="Times New Roman" w:cs="Times New Roman"/>
-                <w:b/>
-                <w:sz w:val="16"/>
-                <w:szCs w:val="16"/>
-              </w:rPr>
-            </w:pPr>
-          </w:p>
-          <w:p>
-            <w:pPr>
-              <w:spacing w:after="0" w:line="240" w:lineRule="auto"/>
-              <w:jc w:val="center"/>
-              <w:rPr>
-                <w:rFonts w:ascii="Times New Roman" w:eastAsia="Calibri" w:hAnsi="Times New Roman" w:cs="Times New Roman"/>
-                <w:b/>
-                <w:sz w:val="26"/>
-                <w:szCs w:val="26"/>
-              </w:rPr>
-            </w:pPr>
-          </w:p>
-          <w:p>
-            <w:pPr>
-              <w:spacing w:after="0" w:line="240" w:lineRule="auto"/>
-              <w:jc w:val="center"/>
-              <w:rPr>
-                <w:rFonts w:ascii="Times New Roman" w:eastAsia="Calibri" w:hAnsi="Times New Roman" w:cs="Times New Roman"/>
-                <w:sz w:val="16"/>
-                <w:szCs w:val="16"/>
-              </w:rPr>
-            </w:pPr>
-            <w:r>
-              <w:rPr>
-                <w:rFonts w:ascii="Times New Roman" w:eastAsia="Calibri" w:hAnsi="Times New Roman" w:cs="Times New Roman"/>
-                <w:b/>
-                <w:sz w:val="26"/>
-                <w:szCs w:val="26"/>
-              </w:rPr>
-              <w:t>ZHANG, CHANGHAI</w:t>
-            </w:r>
           </w:p>
         </w:tc>
       </w:tr>
